--- a/public/dt_status_worksheet.docx
+++ b/public/dt_status_worksheet.docx
@@ -223,7 +223,7 @@
           <w:sz w:val="22"/>
           <w:szCs w:val="22"/>
         </w:rPr>
-        <w:t>Skład zespółu:</w:t>
+        <w:t>Skład zespołu:</w:t>
       </w:r>
     </w:p>
     <w:tbl>
